--- a/files/ESG_06_Customer_Disclosure_Pack.docx
+++ b/files/ESG_06_Customer_Disclosure_Pack.docx
@@ -4,227 +4,1309 @@
   <w:body>
     <w:p>
       <w:pPr>
-        <w:pStyle w:val="Title"/>
+        <w:jc w:val="left"/>
       </w:pPr>
       <w:r>
         <w:rPr>
-          <w:color w:val="1F4E78"/>
+          <w:b/>
+          <w:color w:val="6B7280"/>
+          <w:sz w:val="18"/>
         </w:rPr>
-        <w:t>🌱 ESG &amp; Sustainability — Customer Disclosure Pack</w:t>
-      </w:r>
-    </w:p>
-    <w:p>
-      <w:r>
-        <w:rPr>
-          <w:i/>
-        </w:rPr>
-        <w:t>Document owner: 🌱 ESG &amp; Sustainability Group Office</w:t>
-      </w:r>
-      <w:r>
-        <w:rPr>
-          <w:i/>
-        </w:rPr>
-        <w:t xml:space="preserve"> · Version: FY2025-A</w:t>
+        <w:t>ZAVA CONGLOMERATE</w:t>
       </w:r>
     </w:p>
     <w:p>
       <w:pPr>
-        <w:pStyle w:val="Heading1"/>
+        <w:spacing w:after="40"/>
       </w:pPr>
       <w:r>
-        <w:t>1. Executive Summary</w:t>
-      </w:r>
-    </w:p>
-    <w:p>
-      <w:r>
-        <w:t>Scope 1 emissions are above glidepath, supplier due diligence gaps are visible, and sustainability assurance must be Board-ready.</w:t>
-      </w:r>
-    </w:p>
-    <w:p>
-      <w:r>
-        <w:t>This customer disclosure pack is grounded on the FY2025 working dataset for 🌱 ESG &amp; Sustainability and informs the Board, the regulator, and the operating committee of the corrective actions agreed under the recovery plan.</w:t>
+        <w:rPr>
+          <w:b/>
+          <w:color w:val="1F2D55"/>
+          <w:sz w:val="44"/>
+        </w:rPr>
+        <w:t>ESG 06 Customer Disclosure Pack</w:t>
       </w:r>
     </w:p>
     <w:p>
       <w:pPr>
-        <w:pStyle w:val="Heading1"/>
+        <w:spacing w:after="200"/>
       </w:pPr>
       <w:r>
-        <w:t>2. Scenario &amp; Background</w:t>
-      </w:r>
-    </w:p>
-    <w:p>
-      <w:r>
-        <w:t>The Group ESG Office at Zava Group is preparing for a tougher reporting and assurance cycle while several operational indicators are moving in the wrong direction. Scope 1 emissions intensity is 14% above the FY2026 glidepath, supplier due diligence reviews are inconsistent across 1,200 tier-1 suppliers, and the climate risk roadmap has not yet been mapped to TCFD aligned scenarios. Leadership wants a clearer narrative on what is genuinely on track versus at risk, and a major customer is asking for immediate proof of supply-chain controls before contract renewal. The CSO needs a sharper cross-functional story that can stand up to Board scrutiny within five weeks, ahead of the next Sustainability Committee meeting and the FY2026 Bursa-aligned sustainability report submission.</w:t>
-      </w:r>
-    </w:p>
-    <w:p>
-      <w:r>
-        <w:t>The team has triangulated 🌱 ESG &amp; Sustainability's most recent reported performance against three peer benchmarks and against the regulator's published thresholds for the sector. Findings carried over from the prior cycle have been re-examined to test whether the original assumptions still hold.</w:t>
+        <w:rPr>
+          <w:i/>
+          <w:color w:val="4B5B7C"/>
+          <w:sz w:val="22"/>
+        </w:rPr>
+        <w:t>Executive Brief · Pre-Read</w:t>
       </w:r>
     </w:p>
     <w:p>
       <w:pPr>
-        <w:pStyle w:val="Heading1"/>
+        <w:spacing w:after="40"/>
       </w:pPr>
       <w:r>
-        <w:t>3. Detail &amp; Working</w:t>
+        <w:rPr>
+          <w:b/>
+          <w:color w:val="1F2D55"/>
+          <w:sz w:val="20"/>
+        </w:rPr>
+        <w:t xml:space="preserve">To:  </w:t>
+      </w:r>
+      <w:r>
+        <w:rPr>
+          <w:sz w:val="20"/>
+        </w:rPr>
+        <w:t>Group Executive Committee</w:t>
       </w:r>
     </w:p>
     <w:p>
       <w:pPr>
-        <w:pStyle w:val="Heading2"/>
+        <w:spacing w:after="40"/>
       </w:pPr>
       <w:r>
-        <w:t>3.1 Position at end of period</w:t>
+        <w:rPr>
+          <w:b/>
+          <w:color w:val="1F2D55"/>
+          <w:sz w:val="20"/>
+        </w:rPr>
+        <w:t xml:space="preserve">From:  </w:t>
       </w:r>
-    </w:p>
-    <w:p>
       <w:r>
-        <w:t>Position at end of period for 🌱 ESG &amp; Sustainability as it stands on the working dataset for this customer disclosure pack. Reference figures and supporting tabs are stored alongside this document in the Group repository under the DEPT-ESG folder.</w:t>
+        <w:rPr>
+          <w:sz w:val="20"/>
+        </w:rPr>
+        <w:t>Office of the Group Chief of Staff</w:t>
       </w:r>
     </w:p>
     <w:p>
       <w:pPr>
-        <w:pStyle w:val="Heading2"/>
+        <w:spacing w:after="40"/>
       </w:pPr>
       <w:r>
-        <w:t>3.2 Key drivers</w:t>
+        <w:rPr>
+          <w:b/>
+          <w:color w:val="1F2D55"/>
+          <w:sz w:val="20"/>
+        </w:rPr>
+        <w:t xml:space="preserve">Date:  </w:t>
       </w:r>
-    </w:p>
-    <w:p>
       <w:r>
-        <w:t>Key drivers for 🌱 ESG &amp; Sustainability as it stands on the working dataset for this customer disclosure pack. Reference figures and supporting tabs are stored alongside this document in the Group repository under the DEPT-ESG folder.</w:t>
+        <w:rPr>
+          <w:sz w:val="20"/>
+        </w:rPr>
+        <w:t>05 May 2026</w:t>
       </w:r>
     </w:p>
     <w:p>
       <w:pPr>
-        <w:pStyle w:val="Heading2"/>
+        <w:spacing w:after="40"/>
       </w:pPr>
       <w:r>
-        <w:t>3.3 Sensitivities and assumptions</w:t>
+        <w:rPr>
+          <w:b/>
+          <w:color w:val="1F2D55"/>
+          <w:sz w:val="20"/>
+        </w:rPr>
+        <w:t xml:space="preserve">Classification:  </w:t>
       </w:r>
-    </w:p>
-    <w:p>
       <w:r>
-        <w:t>Sensitivities and assumptions for 🌱 ESG &amp; Sustainability as it stands on the working dataset for this customer disclosure pack. Reference figures and supporting tabs are stored alongside this document in the Group repository under the DEPT-ESG folder.</w:t>
+        <w:rPr>
+          <w:sz w:val="20"/>
+        </w:rPr>
+        <w:t>Confidential · GroupExCo only</w:t>
       </w:r>
     </w:p>
     <w:p>
       <w:pPr>
-        <w:pStyle w:val="Heading2"/>
+        <w:spacing w:after="40"/>
       </w:pPr>
       <w:r>
-        <w:t>3.4 Open issues and unknowns</w:t>
+        <w:rPr>
+          <w:b/>
+          <w:color w:val="1F2D55"/>
+          <w:sz w:val="20"/>
+        </w:rPr>
+        <w:t xml:space="preserve">Source file:  </w:t>
       </w:r>
-    </w:p>
-    <w:p>
       <w:r>
-        <w:t>Open issues and unknowns for 🌱 ESG &amp; Sustainability as it stands on the working dataset for this customer disclosure pack. Reference figures and supporting tabs are stored alongside this document in the Group repository under the DEPT-ESG folder.</w:t>
+        <w:rPr>
+          <w:sz w:val="20"/>
+        </w:rPr>
+        <w:t>ESG_06_Customer_Disclosure_Pack.docx</w:t>
       </w:r>
     </w:p>
     <w:p>
       <w:pPr>
-        <w:pStyle w:val="Heading1"/>
+        <w:spacing w:after="40"/>
       </w:pPr>
       <w:r>
-        <w:t>4. Recommended Actions</w:t>
+        <w:rPr>
+          <w:b/>
+          <w:color w:val="1F2D55"/>
+          <w:sz w:val="20"/>
+        </w:rPr>
+        <w:t xml:space="preserve">Decision required:  </w:t>
+      </w:r>
+      <w:r>
+        <w:rPr>
+          <w:sz w:val="20"/>
+        </w:rPr>
+        <w:t>Yes — see §6</w:t>
+      </w:r>
+    </w:p>
+    <w:p>
+      <w:pPr>
+        <w:spacing w:before="240" w:after="80"/>
+      </w:pPr>
+      <w:r>
+        <w:rPr>
+          <w:b/>
+          <w:color w:val="1F2D55"/>
+          <w:sz w:val="26"/>
+        </w:rPr>
+        <w:t>1. The ask</w:t>
+      </w:r>
+    </w:p>
+    <w:p>
+      <w:pPr>
+        <w:spacing w:after="80"/>
+      </w:pPr>
+      <w:r>
+        <w:rPr>
+          <w:i w:val="0"/>
+          <w:sz w:val="20"/>
+        </w:rPr>
+        <w:t>This brief covers the matter referenced in the title above (ESG 06 Customer Disclosure Pack). It sets out the context, the data, the options considered, the recommendation, the risks and the next steps. It is intended as a 10-minute read ahead of the GroupExCo session.</w:t>
+      </w:r>
+    </w:p>
+    <w:p>
+      <w:pPr>
+        <w:spacing w:before="240" w:after="80"/>
+      </w:pPr>
+      <w:r>
+        <w:rPr>
+          <w:b/>
+          <w:color w:val="1F2D55"/>
+          <w:sz w:val="26"/>
+        </w:rPr>
+        <w:t>2. Context and background</w:t>
+      </w:r>
+    </w:p>
+    <w:p>
+      <w:pPr>
+        <w:spacing w:after="80"/>
+      </w:pPr>
+      <w:r>
+        <w:rPr>
+          <w:i w:val="0"/>
+          <w:sz w:val="20"/>
+        </w:rPr>
+        <w:t>Over the past two quarters the operating environment has evolved on three fronts: (i) the regulatory pace has accelerated, with three new directives now in consultation that impact our Banking, Insurance and Property divisions; (ii) the macro picture has shifted, with policy rates expected to stay higher for longer, compressing margins in capital-intensive units; and (iii) the competitive landscape has consolidated, with two of our top five rivals announcing inorganic moves that re-shape the next 24 months of strategy.</w:t>
+      </w:r>
+    </w:p>
+    <w:p>
+      <w:pPr>
+        <w:spacing w:after="80"/>
+      </w:pPr>
+      <w:r>
+        <w:rPr>
+          <w:i w:val="0"/>
+          <w:sz w:val="20"/>
+        </w:rPr>
+        <w:t>Against this backdrop, the Group's Q1 FY2026 performance was broadly in line with plan at the revenue line, with EBITDA at the upper end of guidance, but Free Cash Flow conversion fell short by 9% — driven by working-capital extensions at two divisions and a one-off settlement at Property.</w:t>
+      </w:r>
+    </w:p>
+    <w:p>
+      <w:pPr>
+        <w:spacing w:before="240" w:after="80"/>
+      </w:pPr>
+      <w:r>
+        <w:rPr>
+          <w:b/>
+          <w:color w:val="1F2D55"/>
+          <w:sz w:val="26"/>
+        </w:rPr>
+        <w:t>3. What the data shows</w:t>
+      </w:r>
+    </w:p>
+    <w:tbl>
+      <w:tblPr>
+        <w:tblStyle w:val="LightGrid-Accent1"/>
+        <w:tblW w:type="auto" w:w="0"/>
+        <w:tblLook w:firstColumn="1" w:firstRow="1" w:lastColumn="0" w:lastRow="0" w:noHBand="0" w:noVBand="1" w:val="04A0"/>
+      </w:tblPr>
+      <w:tblGrid>
+        <w:gridCol w:w="1728"/>
+        <w:gridCol w:w="1728"/>
+        <w:gridCol w:w="1728"/>
+        <w:gridCol w:w="1728"/>
+        <w:gridCol w:w="1728"/>
+      </w:tblGrid>
+      <w:tr>
+        <w:tc>
+          <w:tcPr>
+            <w:tcW w:type="dxa" w:w="1728"/>
+            <w:shd w:val="clear" w:color="auto" w:fill="1F2D55"/>
+          </w:tcPr>
+          <w:p>
+            <w:r>
+              <w:rPr>
+                <w:b/>
+                <w:color w:val="FFFFFF"/>
+                <w:sz w:val="18"/>
+              </w:rPr>
+              <w:t>Metric</w:t>
+            </w:r>
+          </w:p>
+        </w:tc>
+        <w:tc>
+          <w:tcPr>
+            <w:tcW w:type="dxa" w:w="1728"/>
+            <w:shd w:val="clear" w:color="auto" w:fill="1F2D55"/>
+          </w:tcPr>
+          <w:p>
+            <w:r>
+              <w:rPr>
+                <w:b/>
+                <w:color w:val="FFFFFF"/>
+                <w:sz w:val="18"/>
+              </w:rPr>
+              <w:t>FY2025A</w:t>
+            </w:r>
+          </w:p>
+        </w:tc>
+        <w:tc>
+          <w:tcPr>
+            <w:tcW w:type="dxa" w:w="1728"/>
+            <w:shd w:val="clear" w:color="auto" w:fill="1F2D55"/>
+          </w:tcPr>
+          <w:p>
+            <w:r>
+              <w:rPr>
+                <w:b/>
+                <w:color w:val="FFFFFF"/>
+                <w:sz w:val="18"/>
+              </w:rPr>
+              <w:t>FY2026 Plan</w:t>
+            </w:r>
+          </w:p>
+        </w:tc>
+        <w:tc>
+          <w:tcPr>
+            <w:tcW w:type="dxa" w:w="1728"/>
+            <w:shd w:val="clear" w:color="auto" w:fill="1F2D55"/>
+          </w:tcPr>
+          <w:p>
+            <w:r>
+              <w:rPr>
+                <w:b/>
+                <w:color w:val="FFFFFF"/>
+                <w:sz w:val="18"/>
+              </w:rPr>
+              <w:t>FY2026 YTD</w:t>
+            </w:r>
+          </w:p>
+        </w:tc>
+        <w:tc>
+          <w:tcPr>
+            <w:tcW w:type="dxa" w:w="1728"/>
+            <w:shd w:val="clear" w:color="auto" w:fill="1F2D55"/>
+          </w:tcPr>
+          <w:p>
+            <w:r>
+              <w:rPr>
+                <w:b/>
+                <w:color w:val="FFFFFF"/>
+                <w:sz w:val="18"/>
+              </w:rPr>
+              <w:t>Status</w:t>
+            </w:r>
+          </w:p>
+        </w:tc>
+      </w:tr>
+      <w:tr>
+        <w:tc>
+          <w:tcPr>
+            <w:tcW w:type="dxa" w:w="1728"/>
+          </w:tcPr>
+          <w:p>
+            <w:r>
+              <w:rPr>
+                <w:sz w:val="18"/>
+              </w:rPr>
+              <w:t>Group revenue (MYR B)</w:t>
+            </w:r>
+          </w:p>
+        </w:tc>
+        <w:tc>
+          <w:tcPr>
+            <w:tcW w:type="dxa" w:w="1728"/>
+          </w:tcPr>
+          <w:p>
+            <w:r>
+              <w:rPr>
+                <w:sz w:val="18"/>
+              </w:rPr>
+              <w:t>44.3</w:t>
+            </w:r>
+          </w:p>
+        </w:tc>
+        <w:tc>
+          <w:tcPr>
+            <w:tcW w:type="dxa" w:w="1728"/>
+          </w:tcPr>
+          <w:p>
+            <w:r>
+              <w:rPr>
+                <w:sz w:val="18"/>
+              </w:rPr>
+              <w:t>47.3</w:t>
+            </w:r>
+          </w:p>
+        </w:tc>
+        <w:tc>
+          <w:tcPr>
+            <w:tcW w:type="dxa" w:w="1728"/>
+          </w:tcPr>
+          <w:p>
+            <w:r>
+              <w:rPr>
+                <w:sz w:val="18"/>
+              </w:rPr>
+              <w:t>13.5</w:t>
+            </w:r>
+          </w:p>
+        </w:tc>
+        <w:tc>
+          <w:tcPr>
+            <w:tcW w:type="dxa" w:w="1728"/>
+          </w:tcPr>
+          <w:p>
+            <w:r>
+              <w:rPr>
+                <w:sz w:val="18"/>
+              </w:rPr>
+              <w:t>On track</w:t>
+            </w:r>
+          </w:p>
+        </w:tc>
+      </w:tr>
+      <w:tr>
+        <w:tc>
+          <w:tcPr>
+            <w:tcW w:type="dxa" w:w="1728"/>
+          </w:tcPr>
+          <w:p>
+            <w:r>
+              <w:rPr>
+                <w:sz w:val="18"/>
+              </w:rPr>
+              <w:t>Group EBITDA (MYR B)</w:t>
+            </w:r>
+          </w:p>
+        </w:tc>
+        <w:tc>
+          <w:tcPr>
+            <w:tcW w:type="dxa" w:w="1728"/>
+          </w:tcPr>
+          <w:p>
+            <w:r>
+              <w:rPr>
+                <w:sz w:val="18"/>
+              </w:rPr>
+              <w:t>7.1</w:t>
+            </w:r>
+          </w:p>
+        </w:tc>
+        <w:tc>
+          <w:tcPr>
+            <w:tcW w:type="dxa" w:w="1728"/>
+          </w:tcPr>
+          <w:p>
+            <w:r>
+              <w:rPr>
+                <w:sz w:val="18"/>
+              </w:rPr>
+              <w:t>10.6</w:t>
+            </w:r>
+          </w:p>
+        </w:tc>
+        <w:tc>
+          <w:tcPr>
+            <w:tcW w:type="dxa" w:w="1728"/>
+          </w:tcPr>
+          <w:p>
+            <w:r>
+              <w:rPr>
+                <w:sz w:val="18"/>
+              </w:rPr>
+              <w:t>1.6</w:t>
+            </w:r>
+          </w:p>
+        </w:tc>
+        <w:tc>
+          <w:tcPr>
+            <w:tcW w:type="dxa" w:w="1728"/>
+          </w:tcPr>
+          <w:p>
+            <w:r>
+              <w:rPr>
+                <w:sz w:val="18"/>
+              </w:rPr>
+              <w:t>Ahead</w:t>
+            </w:r>
+          </w:p>
+        </w:tc>
+      </w:tr>
+      <w:tr>
+        <w:tc>
+          <w:tcPr>
+            <w:tcW w:type="dxa" w:w="1728"/>
+          </w:tcPr>
+          <w:p>
+            <w:r>
+              <w:rPr>
+                <w:sz w:val="18"/>
+              </w:rPr>
+              <w:t>EBITDA margin %</w:t>
+            </w:r>
+          </w:p>
+        </w:tc>
+        <w:tc>
+          <w:tcPr>
+            <w:tcW w:type="dxa" w:w="1728"/>
+          </w:tcPr>
+          <w:p>
+            <w:r>
+              <w:rPr>
+                <w:sz w:val="18"/>
+              </w:rPr>
+              <w:t>17.9</w:t>
+            </w:r>
+          </w:p>
+        </w:tc>
+        <w:tc>
+          <w:tcPr>
+            <w:tcW w:type="dxa" w:w="1728"/>
+          </w:tcPr>
+          <w:p>
+            <w:r>
+              <w:rPr>
+                <w:sz w:val="18"/>
+              </w:rPr>
+              <w:t>20.3</w:t>
+            </w:r>
+          </w:p>
+        </w:tc>
+        <w:tc>
+          <w:tcPr>
+            <w:tcW w:type="dxa" w:w="1728"/>
+          </w:tcPr>
+          <w:p>
+            <w:r>
+              <w:rPr>
+                <w:sz w:val="18"/>
+              </w:rPr>
+              <w:t>21.8</w:t>
+            </w:r>
+          </w:p>
+        </w:tc>
+        <w:tc>
+          <w:tcPr>
+            <w:tcW w:type="dxa" w:w="1728"/>
+          </w:tcPr>
+          <w:p>
+            <w:r>
+              <w:rPr>
+                <w:sz w:val="18"/>
+              </w:rPr>
+              <w:t>Ahead</w:t>
+            </w:r>
+          </w:p>
+        </w:tc>
+      </w:tr>
+      <w:tr>
+        <w:tc>
+          <w:tcPr>
+            <w:tcW w:type="dxa" w:w="1728"/>
+          </w:tcPr>
+          <w:p>
+            <w:r>
+              <w:rPr>
+                <w:sz w:val="18"/>
+              </w:rPr>
+              <w:t>Free Cash Flow (MYR B)</w:t>
+            </w:r>
+          </w:p>
+        </w:tc>
+        <w:tc>
+          <w:tcPr>
+            <w:tcW w:type="dxa" w:w="1728"/>
+          </w:tcPr>
+          <w:p>
+            <w:r>
+              <w:rPr>
+                <w:sz w:val="18"/>
+              </w:rPr>
+              <w:t>3.7</w:t>
+            </w:r>
+          </w:p>
+        </w:tc>
+        <w:tc>
+          <w:tcPr>
+            <w:tcW w:type="dxa" w:w="1728"/>
+          </w:tcPr>
+          <w:p>
+            <w:r>
+              <w:rPr>
+                <w:sz w:val="18"/>
+              </w:rPr>
+              <w:t>6.6</w:t>
+            </w:r>
+          </w:p>
+        </w:tc>
+        <w:tc>
+          <w:tcPr>
+            <w:tcW w:type="dxa" w:w="1728"/>
+          </w:tcPr>
+          <w:p>
+            <w:r>
+              <w:rPr>
+                <w:sz w:val="18"/>
+              </w:rPr>
+              <w:t>2.5</w:t>
+            </w:r>
+          </w:p>
+        </w:tc>
+        <w:tc>
+          <w:tcPr>
+            <w:tcW w:type="dxa" w:w="1728"/>
+          </w:tcPr>
+          <w:p>
+            <w:r>
+              <w:rPr>
+                <w:sz w:val="18"/>
+              </w:rPr>
+              <w:t>Behind (-9%)</w:t>
+            </w:r>
+          </w:p>
+        </w:tc>
+      </w:tr>
+      <w:tr>
+        <w:tc>
+          <w:tcPr>
+            <w:tcW w:type="dxa" w:w="1728"/>
+          </w:tcPr>
+          <w:p>
+            <w:r>
+              <w:rPr>
+                <w:sz w:val="18"/>
+              </w:rPr>
+              <w:t>Net Debt / EBITDA (x)</w:t>
+            </w:r>
+          </w:p>
+        </w:tc>
+        <w:tc>
+          <w:tcPr>
+            <w:tcW w:type="dxa" w:w="1728"/>
+          </w:tcPr>
+          <w:p>
+            <w:r>
+              <w:rPr>
+                <w:sz w:val="18"/>
+              </w:rPr>
+              <w:t>2.4</w:t>
+            </w:r>
+          </w:p>
+        </w:tc>
+        <w:tc>
+          <w:tcPr>
+            <w:tcW w:type="dxa" w:w="1728"/>
+          </w:tcPr>
+          <w:p>
+            <w:r>
+              <w:rPr>
+                <w:sz w:val="18"/>
+              </w:rPr>
+              <w:t>2.2</w:t>
+            </w:r>
+          </w:p>
+        </w:tc>
+        <w:tc>
+          <w:tcPr>
+            <w:tcW w:type="dxa" w:w="1728"/>
+          </w:tcPr>
+          <w:p>
+            <w:r>
+              <w:rPr>
+                <w:sz w:val="18"/>
+              </w:rPr>
+              <w:t>2.1</w:t>
+            </w:r>
+          </w:p>
+        </w:tc>
+        <w:tc>
+          <w:tcPr>
+            <w:tcW w:type="dxa" w:w="1728"/>
+          </w:tcPr>
+          <w:p>
+            <w:r>
+              <w:rPr>
+                <w:sz w:val="18"/>
+              </w:rPr>
+              <w:t>On track</w:t>
+            </w:r>
+          </w:p>
+        </w:tc>
+      </w:tr>
+      <w:tr>
+        <w:tc>
+          <w:tcPr>
+            <w:tcW w:type="dxa" w:w="1728"/>
+          </w:tcPr>
+          <w:p>
+            <w:r>
+              <w:rPr>
+                <w:sz w:val="18"/>
+              </w:rPr>
+              <w:t>Return on capital %</w:t>
+            </w:r>
+          </w:p>
+        </w:tc>
+        <w:tc>
+          <w:tcPr>
+            <w:tcW w:type="dxa" w:w="1728"/>
+          </w:tcPr>
+          <w:p>
+            <w:r>
+              <w:rPr>
+                <w:sz w:val="18"/>
+              </w:rPr>
+              <w:t>11.8</w:t>
+            </w:r>
+          </w:p>
+        </w:tc>
+        <w:tc>
+          <w:tcPr>
+            <w:tcW w:type="dxa" w:w="1728"/>
+          </w:tcPr>
+          <w:p>
+            <w:r>
+              <w:rPr>
+                <w:sz w:val="18"/>
+              </w:rPr>
+              <w:t>12.4</w:t>
+            </w:r>
+          </w:p>
+        </w:tc>
+        <w:tc>
+          <w:tcPr>
+            <w:tcW w:type="dxa" w:w="1728"/>
+          </w:tcPr>
+          <w:p>
+            <w:r>
+              <w:rPr>
+                <w:sz w:val="18"/>
+              </w:rPr>
+              <w:t>12.1</w:t>
+            </w:r>
+          </w:p>
+        </w:tc>
+        <w:tc>
+          <w:tcPr>
+            <w:tcW w:type="dxa" w:w="1728"/>
+          </w:tcPr>
+          <w:p>
+            <w:r>
+              <w:rPr>
+                <w:sz w:val="18"/>
+              </w:rPr>
+              <w:t>On track</w:t>
+            </w:r>
+          </w:p>
+        </w:tc>
+      </w:tr>
+    </w:tbl>
+    <w:p>
+      <w:pPr>
+        <w:spacing w:after="80"/>
+      </w:pPr>
+      <w:r>
+        <w:rPr>
+          <w:i w:val="0"/>
+          <w:sz w:val="20"/>
+        </w:rPr>
+        <w:t>The variance against plan is concentrated in three places: (a) Banking division trading income (-MYR 142m vs plan), (b) Property division settlement (-MYR 78m), (c) Industrial Manufacturing working-capital build (+MYR 215m receivables, +MYR 92m inventory). Recovery actions are underway; expected catch-up by end-Q3.</w:t>
+      </w:r>
+    </w:p>
+    <w:p>
+      <w:pPr>
+        <w:spacing w:before="240" w:after="80"/>
+      </w:pPr>
+      <w:r>
+        <w:rPr>
+          <w:b/>
+          <w:color w:val="1F2D55"/>
+          <w:sz w:val="26"/>
+        </w:rPr>
+        <w:t>4. Options considered</w:t>
+      </w:r>
+    </w:p>
+    <w:p>
+      <w:pPr>
+        <w:spacing w:before="160" w:after="40"/>
+      </w:pPr>
+      <w:r>
+        <w:rPr>
+          <w:b/>
+          <w:color w:val="4B5B7C"/>
+          <w:sz w:val="22"/>
+        </w:rPr>
+        <w:t>Option A — Stay the course (status quo)</w:t>
+      </w:r>
+    </w:p>
+    <w:p>
+      <w:pPr>
+        <w:spacing w:after="80"/>
+      </w:pPr>
+      <w:r>
+        <w:rPr>
+          <w:i w:val="0"/>
+          <w:sz w:val="20"/>
+        </w:rPr>
+        <w:t>Continue current plan; accept the 9% FCF shortfall as a Q1 timing matter; rely on the planned divestment proceeds in Q3 to close the gap. Risk: external market may not co-operate; downside if Q3 outturn slips.</w:t>
+      </w:r>
+    </w:p>
+    <w:p>
+      <w:pPr>
+        <w:spacing w:before="160" w:after="40"/>
+      </w:pPr>
+      <w:r>
+        <w:rPr>
+          <w:b/>
+          <w:color w:val="4B5B7C"/>
+          <w:sz w:val="22"/>
+        </w:rPr>
+        <w:t>Option B — Targeted intervention (recommended)</w:t>
+      </w:r>
+    </w:p>
+    <w:p>
+      <w:pPr>
+        <w:spacing w:after="80"/>
+      </w:pPr>
+      <w:r>
+        <w:rPr>
+          <w:i w:val="0"/>
+          <w:sz w:val="20"/>
+        </w:rPr>
+        <w:t>Stand up a Group-led working-capital task force for 90 days. Tighten credit terms at three highest-DSO divisions; freeze non-essential capex at the manufacturing unit; accelerate the small divestment programme. Modelled impact: +MYR 350-450m FCF; limited revenue downside.</w:t>
+      </w:r>
+    </w:p>
+    <w:p>
+      <w:pPr>
+        <w:spacing w:before="160" w:after="40"/>
+      </w:pPr>
+      <w:r>
+        <w:rPr>
+          <w:b/>
+          <w:color w:val="4B5B7C"/>
+          <w:sz w:val="22"/>
+        </w:rPr>
+        <w:t>Option C — Aggressive re-plan</w:t>
+      </w:r>
+    </w:p>
+    <w:p>
+      <w:pPr>
+        <w:spacing w:after="80"/>
+      </w:pPr>
+      <w:r>
+        <w:rPr>
+          <w:i w:val="0"/>
+          <w:sz w:val="20"/>
+        </w:rPr>
+        <w:t>Re-base the FY2026 plan downward; cut discretionary opex 10%; defer all non-committed capex. Risk: messaging risk to the market; staff impact; M&amp;A-pipeline deceleration. Modelled impact: +MYR 600-800m FCF; revenue -1.5%; one-off restructuring charge.</w:t>
+      </w:r>
+    </w:p>
+    <w:p>
+      <w:pPr>
+        <w:spacing w:before="240" w:after="80"/>
+      </w:pPr>
+      <w:r>
+        <w:rPr>
+          <w:b/>
+          <w:color w:val="1F2D55"/>
+          <w:sz w:val="26"/>
+        </w:rPr>
+        <w:t>5. Recommendation</w:t>
+      </w:r>
+    </w:p>
+    <w:p>
+      <w:pPr>
+        <w:spacing w:after="80"/>
+      </w:pPr>
+      <w:r>
+        <w:rPr>
+          <w:i w:val="0"/>
+          <w:sz w:val="20"/>
+        </w:rPr>
+        <w:t>Recommend Option B. It addresses the FCF gap with the highest expected value, preserves the strategic plan, and avoids market-messaging risk. The task force would be sponsored by the Group CFO with a named senior leader from each division. Weekly read-out to GroupExCo for 12 weeks.</w:t>
+      </w:r>
+    </w:p>
+    <w:p>
+      <w:pPr>
+        <w:spacing w:before="240" w:after="80"/>
+      </w:pPr>
+      <w:r>
+        <w:rPr>
+          <w:b/>
+          <w:color w:val="1F2D55"/>
+          <w:sz w:val="26"/>
+        </w:rPr>
+        <w:t>6. Decision sought</w:t>
       </w:r>
     </w:p>
     <w:p>
       <w:pPr>
         <w:pStyle w:val="ListBullet"/>
+        <w:spacing w:after="40"/>
       </w:pPr>
       <w:r>
-        <w:t>Confirm the customer disclosure pack narrative with the 🌱 ESG &amp; Sustainability CFO before Board cut-off.</w:t>
+        <w:rPr>
+          <w:sz w:val="20"/>
+        </w:rPr>
+        <w:t>Endorse Option B (Targeted intervention) for the next 90 days.</w:t>
       </w:r>
     </w:p>
     <w:p>
       <w:pPr>
         <w:pStyle w:val="ListBullet"/>
+        <w:spacing w:after="40"/>
       </w:pPr>
       <w:r>
-        <w:t>Lock the assumption set for the recovery plan and circulate to division MDs.</w:t>
+        <w:rPr>
+          <w:sz w:val="20"/>
+        </w:rPr>
+        <w:t>Approve the working-capital task force charter, sponsor and KPIs (attached).</w:t>
       </w:r>
     </w:p>
     <w:p>
       <w:pPr>
         <w:pStyle w:val="ListBullet"/>
+        <w:spacing w:after="40"/>
       </w:pPr>
       <w:r>
-        <w:t>Pre-brief the regulator-facing officer on the 30/60/90-day commitments.</w:t>
+        <w:rPr>
+          <w:sz w:val="20"/>
+        </w:rPr>
+        <w:t>Note the Q3 catch-up trajectory; agree the trigger for Option C if Q2 FCF underperforms plan.</w:t>
+      </w:r>
+    </w:p>
+    <w:p>
+      <w:pPr>
+        <w:spacing w:before="240" w:after="80"/>
+      </w:pPr>
+      <w:r>
+        <w:rPr>
+          <w:b/>
+          <w:color w:val="1F2D55"/>
+          <w:sz w:val="26"/>
+        </w:rPr>
+        <w:t>7. Risks and mitigations</w:t>
+      </w:r>
+    </w:p>
+    <w:tbl>
+      <w:tblPr>
+        <w:tblStyle w:val="LightGrid-Accent1"/>
+        <w:tblW w:type="auto" w:w="0"/>
+        <w:tblLook w:firstColumn="1" w:firstRow="1" w:lastColumn="0" w:lastRow="0" w:noHBand="0" w:noVBand="1" w:val="04A0"/>
+      </w:tblPr>
+      <w:tblGrid>
+        <w:gridCol w:w="2160"/>
+        <w:gridCol w:w="2160"/>
+        <w:gridCol w:w="2160"/>
+        <w:gridCol w:w="2160"/>
+      </w:tblGrid>
+      <w:tr>
+        <w:tc>
+          <w:tcPr>
+            <w:tcW w:type="dxa" w:w="2160"/>
+            <w:shd w:val="clear" w:color="auto" w:fill="1F2D55"/>
+          </w:tcPr>
+          <w:p>
+            <w:r>
+              <w:rPr>
+                <w:b/>
+                <w:color w:val="FFFFFF"/>
+                <w:sz w:val="18"/>
+              </w:rPr>
+              <w:t>Risk</w:t>
+            </w:r>
+          </w:p>
+        </w:tc>
+        <w:tc>
+          <w:tcPr>
+            <w:tcW w:type="dxa" w:w="2160"/>
+            <w:shd w:val="clear" w:color="auto" w:fill="1F2D55"/>
+          </w:tcPr>
+          <w:p>
+            <w:r>
+              <w:rPr>
+                <w:b/>
+                <w:color w:val="FFFFFF"/>
+                <w:sz w:val="18"/>
+              </w:rPr>
+              <w:t>Likelihood</w:t>
+            </w:r>
+          </w:p>
+        </w:tc>
+        <w:tc>
+          <w:tcPr>
+            <w:tcW w:type="dxa" w:w="2160"/>
+            <w:shd w:val="clear" w:color="auto" w:fill="1F2D55"/>
+          </w:tcPr>
+          <w:p>
+            <w:r>
+              <w:rPr>
+                <w:b/>
+                <w:color w:val="FFFFFF"/>
+                <w:sz w:val="18"/>
+              </w:rPr>
+              <w:t>Impact</w:t>
+            </w:r>
+          </w:p>
+        </w:tc>
+        <w:tc>
+          <w:tcPr>
+            <w:tcW w:type="dxa" w:w="2160"/>
+            <w:shd w:val="clear" w:color="auto" w:fill="1F2D55"/>
+          </w:tcPr>
+          <w:p>
+            <w:r>
+              <w:rPr>
+                <w:b/>
+                <w:color w:val="FFFFFF"/>
+                <w:sz w:val="18"/>
+              </w:rPr>
+              <w:t>Mitigation</w:t>
+            </w:r>
+          </w:p>
+        </w:tc>
+      </w:tr>
+      <w:tr>
+        <w:tc>
+          <w:tcPr>
+            <w:tcW w:type="dxa" w:w="2160"/>
+          </w:tcPr>
+          <w:p>
+            <w:r>
+              <w:rPr>
+                <w:sz w:val="18"/>
+              </w:rPr>
+              <w:t>Q3 divestment slips beyond Sep'26</w:t>
+            </w:r>
+          </w:p>
+        </w:tc>
+        <w:tc>
+          <w:tcPr>
+            <w:tcW w:type="dxa" w:w="2160"/>
+          </w:tcPr>
+          <w:p>
+            <w:r>
+              <w:rPr>
+                <w:sz w:val="18"/>
+              </w:rPr>
+              <w:t>Medium</w:t>
+            </w:r>
+          </w:p>
+        </w:tc>
+        <w:tc>
+          <w:tcPr>
+            <w:tcW w:type="dxa" w:w="2160"/>
+          </w:tcPr>
+          <w:p>
+            <w:r>
+              <w:rPr>
+                <w:sz w:val="18"/>
+              </w:rPr>
+              <w:t>MYR 300-450m FCF</w:t>
+            </w:r>
+          </w:p>
+        </w:tc>
+        <w:tc>
+          <w:tcPr>
+            <w:tcW w:type="dxa" w:w="2160"/>
+          </w:tcPr>
+          <w:p>
+            <w:r>
+              <w:rPr>
+                <w:sz w:val="18"/>
+              </w:rPr>
+              <w:t>Begin advisor process now; identify alternate proceeds source</w:t>
+            </w:r>
+          </w:p>
+        </w:tc>
+      </w:tr>
+      <w:tr>
+        <w:tc>
+          <w:tcPr>
+            <w:tcW w:type="dxa" w:w="2160"/>
+          </w:tcPr>
+          <w:p>
+            <w:r>
+              <w:rPr>
+                <w:sz w:val="18"/>
+              </w:rPr>
+              <w:t>Receivables collection unpopular with customers</w:t>
+            </w:r>
+          </w:p>
+        </w:tc>
+        <w:tc>
+          <w:tcPr>
+            <w:tcW w:type="dxa" w:w="2160"/>
+          </w:tcPr>
+          <w:p>
+            <w:r>
+              <w:rPr>
+                <w:sz w:val="18"/>
+              </w:rPr>
+              <w:t>Low</w:t>
+            </w:r>
+          </w:p>
+        </w:tc>
+        <w:tc>
+          <w:tcPr>
+            <w:tcW w:type="dxa" w:w="2160"/>
+          </w:tcPr>
+          <w:p>
+            <w:r>
+              <w:rPr>
+                <w:sz w:val="18"/>
+              </w:rPr>
+              <w:t>Customer churn 1-2%</w:t>
+            </w:r>
+          </w:p>
+        </w:tc>
+        <w:tc>
+          <w:tcPr>
+            <w:tcW w:type="dxa" w:w="2160"/>
+          </w:tcPr>
+          <w:p>
+            <w:r>
+              <w:rPr>
+                <w:sz w:val="18"/>
+              </w:rPr>
+              <w:t>Phase implementation; carve-outs for strategic accounts</w:t>
+            </w:r>
+          </w:p>
+        </w:tc>
+      </w:tr>
+      <w:tr>
+        <w:tc>
+          <w:tcPr>
+            <w:tcW w:type="dxa" w:w="2160"/>
+          </w:tcPr>
+          <w:p>
+            <w:r>
+              <w:rPr>
+                <w:sz w:val="18"/>
+              </w:rPr>
+              <w:t>Manufacturing inventory cut hits service levels</w:t>
+            </w:r>
+          </w:p>
+        </w:tc>
+        <w:tc>
+          <w:tcPr>
+            <w:tcW w:type="dxa" w:w="2160"/>
+          </w:tcPr>
+          <w:p>
+            <w:r>
+              <w:rPr>
+                <w:sz w:val="18"/>
+              </w:rPr>
+              <w:t>Medium</w:t>
+            </w:r>
+          </w:p>
+        </w:tc>
+        <w:tc>
+          <w:tcPr>
+            <w:tcW w:type="dxa" w:w="2160"/>
+          </w:tcPr>
+          <w:p>
+            <w:r>
+              <w:rPr>
+                <w:sz w:val="18"/>
+              </w:rPr>
+              <w:t>Stock-out risk on 8 SKUs</w:t>
+            </w:r>
+          </w:p>
+        </w:tc>
+        <w:tc>
+          <w:tcPr>
+            <w:tcW w:type="dxa" w:w="2160"/>
+          </w:tcPr>
+          <w:p>
+            <w:r>
+              <w:rPr>
+                <w:sz w:val="18"/>
+              </w:rPr>
+              <w:t>Targeted SKU-level review; safety-stock retained on critical lines</w:t>
+            </w:r>
+          </w:p>
+        </w:tc>
+      </w:tr>
+      <w:tr>
+        <w:tc>
+          <w:tcPr>
+            <w:tcW w:type="dxa" w:w="2160"/>
+          </w:tcPr>
+          <w:p>
+            <w:r>
+              <w:rPr>
+                <w:sz w:val="18"/>
+              </w:rPr>
+              <w:t>Bank covenants tighten if FCF deteriorates further</w:t>
+            </w:r>
+          </w:p>
+        </w:tc>
+        <w:tc>
+          <w:tcPr>
+            <w:tcW w:type="dxa" w:w="2160"/>
+          </w:tcPr>
+          <w:p>
+            <w:r>
+              <w:rPr>
+                <w:sz w:val="18"/>
+              </w:rPr>
+              <w:t>Low</w:t>
+            </w:r>
+          </w:p>
+        </w:tc>
+        <w:tc>
+          <w:tcPr>
+            <w:tcW w:type="dxa" w:w="2160"/>
+          </w:tcPr>
+          <w:p>
+            <w:r>
+              <w:rPr>
+                <w:sz w:val="18"/>
+              </w:rPr>
+              <w:t>Reputational</w:t>
+            </w:r>
+          </w:p>
+        </w:tc>
+        <w:tc>
+          <w:tcPr>
+            <w:tcW w:type="dxa" w:w="2160"/>
+          </w:tcPr>
+          <w:p>
+            <w:r>
+              <w:rPr>
+                <w:sz w:val="18"/>
+              </w:rPr>
+              <w:t>Proactive lender briefing; covenants currently 1.4× headroom</w:t>
+            </w:r>
+          </w:p>
+        </w:tc>
+      </w:tr>
+    </w:tbl>
+    <w:p>
+      <w:pPr>
+        <w:spacing w:before="240" w:after="80"/>
+      </w:pPr>
+      <w:r>
+        <w:rPr>
+          <w:b/>
+          <w:color w:val="1F2D55"/>
+          <w:sz w:val="26"/>
+        </w:rPr>
+        <w:t>8. Communications</w:t>
+      </w:r>
+    </w:p>
+    <w:p>
+      <w:pPr>
+        <w:spacing w:after="80"/>
+      </w:pPr>
+      <w:r>
+        <w:rPr>
+          <w:i w:val="0"/>
+          <w:sz w:val="20"/>
+        </w:rPr>
+        <w:t>Internal: post-decision, Group CFO to brief Divisional CFOs and Heads of Finance via Teams meeting; cascade to operational managers within 5 working days. External: no required disclosure at this stage; CFO commentary at next analyst briefing to emphasise capital discipline.</w:t>
+      </w:r>
+    </w:p>
+    <w:p>
+      <w:pPr>
+        <w:spacing w:before="240" w:after="80"/>
+      </w:pPr>
+      <w:r>
+        <w:rPr>
+          <w:b/>
+          <w:color w:val="1F2D55"/>
+          <w:sz w:val="26"/>
+        </w:rPr>
+        <w:t>Appendix — Backup analysis</w:t>
       </w:r>
     </w:p>
     <w:p>
       <w:pPr>
         <w:pStyle w:val="ListBullet"/>
+        <w:spacing w:after="40"/>
       </w:pPr>
       <w:r>
-        <w:t>Schedule the cross-functional review with risk, legal, and IR.</w:t>
+        <w:rPr>
+          <w:sz w:val="20"/>
+        </w:rPr>
+        <w:t>DSO/DIO/DPO benchmarks across peers (12 ASEAN conglomerates)</w:t>
       </w:r>
     </w:p>
     <w:p>
       <w:pPr>
         <w:pStyle w:val="ListBullet"/>
+        <w:spacing w:after="40"/>
       </w:pPr>
       <w:r>
-        <w:t>Capture decisions in the Group decision log with named owners and due dates.</w:t>
-      </w:r>
-    </w:p>
-    <w:p>
-      <w:pPr>
-        <w:pStyle w:val="Heading1"/>
-      </w:pPr>
-      <w:r>
-        <w:t>5. Appendix — Source files</w:t>
+        <w:rPr>
+          <w:sz w:val="20"/>
+        </w:rPr>
+        <w:t>Q3 divestment pipeline (5 assets, modelled proceeds MYR 320-540m)</w:t>
       </w:r>
     </w:p>
     <w:p>
       <w:pPr>
         <w:pStyle w:val="ListBullet"/>
+        <w:spacing w:after="40"/>
       </w:pPr>
       <w:r>
-        <w:t>ESG_01_Sustainability_Dashboard.xlsx</w:t>
+        <w:rPr>
+          <w:sz w:val="20"/>
+        </w:rPr>
+        <w:t>Capex pipeline triage (180 projects scored; 22 deferrable)</w:t>
       </w:r>
     </w:p>
     <w:p>
       <w:pPr>
         <w:pStyle w:val="ListBullet"/>
+        <w:spacing w:after="40"/>
       </w:pPr>
       <w:r>
-        <w:t>ESG_02_Supplier_DueDiligence.xlsx</w:t>
+        <w:rPr>
+          <w:sz w:val="20"/>
+        </w:rPr>
+        <w:t>Lender covenant headroom analysis (18 facilities)</w:t>
       </w:r>
     </w:p>
     <w:p>
       <w:pPr>
-        <w:pStyle w:val="ListBullet"/>
+        <w:jc w:val="center"/>
       </w:pPr>
       <w:r>
-        <w:t>ESG_03_Sustainability_Framework.docx</w:t>
-      </w:r>
-    </w:p>
-    <w:p>
-      <w:pPr>
-        <w:pStyle w:val="ListBullet"/>
-      </w:pPr>
-      <w:r>
-        <w:t>ESG_04_Climate_Action_Roadmap.docx</w:t>
-      </w:r>
-    </w:p>
-    <w:p>
-      <w:pPr>
-        <w:pStyle w:val="ListBullet"/>
-      </w:pPr>
-      <w:r>
-        <w:t>ESG_05_Assurance_Manual.docx</w:t>
-      </w:r>
-    </w:p>
-    <w:p>
-      <w:pPr>
-        <w:pStyle w:val="ListBullet"/>
-      </w:pPr>
-      <w:r>
-        <w:t>ESG_06_Customer_Disclosure_Pack.docx</w:t>
+        <w:rPr>
+          <w:i/>
+          <w:color w:val="9CA3AF"/>
+          <w:sz w:val="16"/>
+        </w:rPr>
+        <w:t>— END OF DOCUMENT —</w:t>
       </w:r>
     </w:p>
     <w:sectPr>
